--- a/Installation-jenkin-latest.docx
+++ b/Installation-jenkin-latest.docx
@@ -9,25 +9,12 @@
     </w:p>
     <w:p>
       <w:r>
-        <w:t xml:space="preserve">docker network create </w:t>
-      </w:r>
-      <w:proofErr w:type="spellStart"/>
-      <w:r>
-        <w:t>jenkins</w:t>
-      </w:r>
-      <w:proofErr w:type="spellEnd"/>
-    </w:p>
-    <w:p>
-      <w:r>
-        <w:t xml:space="preserve">2/ install </w:t>
-      </w:r>
-      <w:proofErr w:type="spellStart"/>
-      <w:r>
-        <w:t>jenkin</w:t>
-      </w:r>
-      <w:proofErr w:type="spellEnd"/>
-      <w:r>
-        <w:t xml:space="preserve"> with docker:</w:t>
+        <w:t>docker network create jenkins</w:t>
+      </w:r>
+    </w:p>
+    <w:p>
+      <w:r>
+        <w:t>2/ install jenkin with docker:</w:t>
       </w:r>
     </w:p>
     <w:p>
@@ -37,15 +24,7 @@
     </w:p>
     <w:p>
       <w:r>
-        <w:t xml:space="preserve">  --name </w:t>
-      </w:r>
-      <w:proofErr w:type="spellStart"/>
-      <w:r>
-        <w:t>jenkins</w:t>
-      </w:r>
-      <w:proofErr w:type="spellEnd"/>
-      <w:r>
-        <w:t>-pipeline \</w:t>
+        <w:t xml:space="preserve">  --name jenkins-pipeline \</w:t>
       </w:r>
     </w:p>
     <w:p>
@@ -60,15 +39,7 @@
     </w:p>
     <w:p>
       <w:r>
-        <w:t xml:space="preserve">  --network </w:t>
-      </w:r>
-      <w:proofErr w:type="spellStart"/>
-      <w:r>
-        <w:t>jenkins</w:t>
-      </w:r>
-      <w:proofErr w:type="spellEnd"/>
-      <w:r>
-        <w:t xml:space="preserve"> \</w:t>
+        <w:t xml:space="preserve">  --network jenkins \</w:t>
       </w:r>
     </w:p>
     <w:p>
@@ -98,79 +69,97 @@
     </w:p>
     <w:p>
       <w:r>
-        <w:t xml:space="preserve">  --volume </w:t>
-      </w:r>
-      <w:proofErr w:type="spellStart"/>
-      <w:r>
-        <w:t>jenkins</w:t>
-      </w:r>
-      <w:proofErr w:type="spellEnd"/>
-      <w:r>
-        <w:t>-data:/var/</w:t>
-      </w:r>
-      <w:proofErr w:type="spellStart"/>
-      <w:r>
-        <w:t>jenkins_home</w:t>
-      </w:r>
-      <w:proofErr w:type="spellEnd"/>
-      <w:r>
-        <w:t xml:space="preserve"> \</w:t>
-      </w:r>
-    </w:p>
-    <w:p>
-      <w:r>
-        <w:t xml:space="preserve">  --volume </w:t>
-      </w:r>
-      <w:proofErr w:type="spellStart"/>
-      <w:r>
-        <w:t>jenkins</w:t>
-      </w:r>
-      <w:proofErr w:type="spellEnd"/>
-      <w:r>
-        <w:t>-docker-certs:/certs/</w:t>
-      </w:r>
-      <w:proofErr w:type="spellStart"/>
-      <w:r>
-        <w:t>client:ro</w:t>
-      </w:r>
-      <w:proofErr w:type="spellEnd"/>
-      <w:r>
-        <w:t xml:space="preserve"> \</w:t>
-      </w:r>
-    </w:p>
-    <w:p>
-      <w:r>
-        <w:t xml:space="preserve">  </w:t>
-      </w:r>
-      <w:proofErr w:type="spellStart"/>
-      <w:r>
-        <w:t>jenkins</w:t>
-      </w:r>
-      <w:proofErr w:type="spellEnd"/>
-      <w:r>
-        <w:t>/</w:t>
-      </w:r>
-      <w:proofErr w:type="gramStart"/>
-      <w:r>
-        <w:t>jenkins:lts</w:t>
-      </w:r>
-      <w:proofErr w:type="gramEnd"/>
-      <w:r>
-        <w:t>-jdk17</w:t>
+        <w:t xml:space="preserve">  --volume jenkins-data:/var/jenkins_home \</w:t>
+      </w:r>
+    </w:p>
+    <w:p>
+      <w:r>
+        <w:t xml:space="preserve">  --volume jenkins-docker-certs:/certs/client:ro \</w:t>
+      </w:r>
+    </w:p>
+    <w:p>
+      <w:r>
+        <w:t xml:space="preserve">  jenkins/jenkins:lts-jdk17</w:t>
       </w:r>
     </w:p>
     <w:p/>
     <w:p>
       <w:r>
-        <w:t xml:space="preserve">3/ setup </w:t>
-      </w:r>
-      <w:proofErr w:type="spellStart"/>
-      <w:r>
-        <w:t>jenkin</w:t>
-      </w:r>
-      <w:proofErr w:type="spellEnd"/>
-      <w:r>
-        <w:t xml:space="preserve"> agent:</w:t>
+        <w:t xml:space="preserve">- Get initial password: docker logs </w:t>
+      </w:r>
+      <w:r>
+        <w:t>jenkins-pipeline</w:t>
+      </w:r>
+    </w:p>
+    <w:p>
+      <w:r>
+        <w:t>- Setup username and password for jenkin</w:t>
+      </w:r>
+    </w:p>
+    <w:p>
+      <w:r>
+        <w:t>- Install recommended plugin</w:t>
+      </w:r>
+    </w:p>
+    <w:p>
+      <w:r>
+        <w:t>- Install these plugins:</w:t>
+      </w:r>
+    </w:p>
+    <w:p>
+      <w:r>
+        <w:lastRenderedPageBreak/>
+        <w:t xml:space="preserve">+ </w:t>
+      </w:r>
+      <w:r>
+        <w:t>Pipeline: Stage View</w:t>
+      </w:r>
+      <w:r>
+        <w:br/>
+      </w:r>
+      <w:r>
+        <w:drawing>
+          <wp:inline distT="0" distB="0" distL="0" distR="0" wp14:anchorId="203D7523" wp14:editId="50085FA8">
+            <wp:extent cx="5943600" cy="4602480"/>
+            <wp:effectExtent l="0" t="0" r="0" b="7620"/>
+            <wp:docPr id="218638060" name="Picture 1"/>
+            <wp:cNvGraphicFramePr>
+              <a:graphicFrameLocks xmlns:a="http://schemas.openxmlformats.org/drawingml/2006/main" noChangeAspect="1"/>
+            </wp:cNvGraphicFramePr>
+            <a:graphic xmlns:a="http://schemas.openxmlformats.org/drawingml/2006/main">
+              <a:graphicData uri="http://schemas.openxmlformats.org/drawingml/2006/picture">
+                <pic:pic xmlns:pic="http://schemas.openxmlformats.org/drawingml/2006/picture">
+                  <pic:nvPicPr>
+                    <pic:cNvPr id="218638060" name=""/>
+                    <pic:cNvPicPr/>
+                  </pic:nvPicPr>
+                  <pic:blipFill>
+                    <a:blip r:embed="rId5"/>
+                    <a:stretch>
+                      <a:fillRect/>
+                    </a:stretch>
+                  </pic:blipFill>
+                  <pic:spPr>
+                    <a:xfrm>
+                      <a:off x="0" y="0"/>
+                      <a:ext cx="5943600" cy="4602480"/>
+                    </a:xfrm>
+                    <a:prstGeom prst="rect">
+                      <a:avLst/>
+                    </a:prstGeom>
+                  </pic:spPr>
+                </pic:pic>
+              </a:graphicData>
+            </a:graphic>
+          </wp:inline>
+        </w:drawing>
+      </w:r>
+    </w:p>
+    <w:p/>
+    <w:p/>
+    <w:p>
+      <w:r>
+        <w:t>3/ setup jenkin agent:</w:t>
       </w:r>
     </w:p>
     <w:p>
@@ -180,81 +169,23 @@
     </w:p>
     <w:p>
       <w:r>
-        <w:t>- Install java on the slave: apt install default-</w:t>
-      </w:r>
-      <w:proofErr w:type="spellStart"/>
-      <w:r>
-        <w:t>jre</w:t>
-      </w:r>
-      <w:proofErr w:type="spellEnd"/>
-    </w:p>
-    <w:p>
-      <w:r>
-        <w:t xml:space="preserve">- Create a root directory for </w:t>
-      </w:r>
-      <w:proofErr w:type="spellStart"/>
-      <w:r>
-        <w:t>jenkin</w:t>
-      </w:r>
-      <w:proofErr w:type="spellEnd"/>
-      <w:r>
-        <w:t xml:space="preserve">: </w:t>
-      </w:r>
-      <w:proofErr w:type="spellStart"/>
-      <w:r>
-        <w:t>mkdir</w:t>
-      </w:r>
-      <w:proofErr w:type="spellEnd"/>
-      <w:r>
-        <w:t xml:space="preserve"> /home/sf/</w:t>
-      </w:r>
-      <w:proofErr w:type="spellStart"/>
-      <w:r>
-        <w:t>jenkin</w:t>
-      </w:r>
-      <w:proofErr w:type="spellEnd"/>
-      <w:r>
-        <w:t xml:space="preserve"> (assign owner of the </w:t>
-      </w:r>
-      <w:proofErr w:type="spellStart"/>
-      <w:r>
-        <w:t>dir</w:t>
-      </w:r>
-      <w:proofErr w:type="spellEnd"/>
-      <w:r>
-        <w:t xml:space="preserve"> so it matches ssh user)</w:t>
-      </w:r>
-    </w:p>
-    <w:p>
-      <w:r>
-        <w:t xml:space="preserve">- Go to </w:t>
-      </w:r>
-      <w:proofErr w:type="spellStart"/>
-      <w:r>
-        <w:t>jenkin</w:t>
-      </w:r>
-      <w:proofErr w:type="spellEnd"/>
-      <w:r>
-        <w:t xml:space="preserve"> UI &gt; create node:</w:t>
-      </w:r>
-    </w:p>
-    <w:p>
-      <w:r>
-        <w:t xml:space="preserve">+ root directory for </w:t>
-      </w:r>
-      <w:proofErr w:type="spellStart"/>
-      <w:r>
-        <w:t>jenkin</w:t>
-      </w:r>
-      <w:proofErr w:type="spellEnd"/>
-      <w:r>
-        <w:t>: /home/sf/</w:t>
-      </w:r>
-      <w:proofErr w:type="spellStart"/>
-      <w:r>
-        <w:t>jenkin</w:t>
-      </w:r>
-      <w:proofErr w:type="spellEnd"/>
+        <w:t>- Install java on the slave: apt install default-jre</w:t>
+      </w:r>
+    </w:p>
+    <w:p>
+      <w:r>
+        <w:t>- Create a root directory for jenkin: mkdir /home/sf/jenkin (assign owner of the dir so it matches ssh user)</w:t>
+      </w:r>
+    </w:p>
+    <w:p>
+      <w:r>
+        <w:t>- Go to jenkin UI &gt; create node:</w:t>
+      </w:r>
+    </w:p>
+    <w:p>
+      <w:r>
+        <w:t>+ root directory for jenkin: /home/sf/jenkin</w:t>
+      </w:r>
     </w:p>
     <w:p>
       <w:r>
@@ -263,39 +194,26 @@
     </w:p>
     <w:p>
       <w:r>
-        <w:t xml:space="preserve">+ under launch method &gt; advanced &gt; </w:t>
-      </w:r>
-      <w:proofErr w:type="spellStart"/>
-      <w:r>
-        <w:t>javapath</w:t>
-      </w:r>
-      <w:proofErr w:type="spellEnd"/>
-      <w:r>
-        <w:t>: which java and then copy the path to the box</w:t>
+        <w:t>+ under launch method &gt; advanced &gt; javapath: which java and then copy the path to the box</w:t>
       </w:r>
     </w:p>
     <w:p/>
     <w:p>
       <w:r>
+        <w:lastRenderedPageBreak/>
         <w:t>4/ Build pipeline</w:t>
       </w:r>
     </w:p>
     <w:p/>
     <w:p>
       <w:r>
-        <w:lastRenderedPageBreak/>
         <w:t>5/ setup access control:</w:t>
       </w:r>
     </w:p>
     <w:p>
       <w:r>
-        <w:t xml:space="preserve">- Create new user: </w:t>
-      </w:r>
-      <w:proofErr w:type="spellStart"/>
-      <w:r>
-        <w:t>devops</w:t>
-      </w:r>
-      <w:proofErr w:type="spellEnd"/>
+        <w:t>- Create new user: devops</w:t>
+      </w:r>
     </w:p>
     <w:p>
       <w:r>
@@ -304,15 +222,7 @@
     </w:p>
     <w:p>
       <w:r>
-        <w:t xml:space="preserve">- Manage </w:t>
-      </w:r>
-      <w:proofErr w:type="spellStart"/>
-      <w:r>
-        <w:t>jenkin</w:t>
-      </w:r>
-      <w:proofErr w:type="spellEnd"/>
-      <w:r>
-        <w:t xml:space="preserve"> &gt; security &gt; Authorization &gt; Role-based strategy</w:t>
+        <w:t>- Manage jenkin &gt; security &gt; Authorization &gt; Role-based strategy</w:t>
       </w:r>
     </w:p>
     <w:p>
@@ -341,7 +251,7 @@
                     <pic:cNvPicPr/>
                   </pic:nvPicPr>
                   <pic:blipFill>
-                    <a:blip r:embed="rId5"/>
+                    <a:blip r:embed="rId6"/>
                     <a:stretch>
                       <a:fillRect/>
                     </a:stretch>
@@ -370,15 +280,7 @@
         <w:t>Item roles</w:t>
       </w:r>
       <w:r>
-        <w:t xml:space="preserve">: </w:t>
-      </w:r>
-      <w:proofErr w:type="gramStart"/>
-      <w:r>
-        <w:t>( Pattern</w:t>
-      </w:r>
-      <w:proofErr w:type="gramEnd"/>
-      <w:r>
-        <w:t>: Test.* - this means the role only have permissions to every pipeline whose name start with Test)</w:t>
+        <w:t>: ( Pattern: Test.* - this means the role only have permissions to every pipeline whose name start with Test)</w:t>
       </w:r>
     </w:p>
     <w:p>
@@ -399,7 +301,7 @@
                     <pic:cNvPicPr/>
                   </pic:nvPicPr>
                   <pic:blipFill>
-                    <a:blip r:embed="rId6"/>
+                    <a:blip r:embed="rId7"/>
                     <a:stretch>
                       <a:fillRect/>
                     </a:stretch>
@@ -427,6 +329,7 @@
     </w:p>
     <w:p>
       <w:r>
+        <w:lastRenderedPageBreak/>
         <w:drawing>
           <wp:inline distT="0" distB="0" distL="0" distR="0" wp14:anchorId="66104260" wp14:editId="05ED8458">
             <wp:extent cx="2600325" cy="2818962"/>
@@ -443,7 +346,7 @@
                     <pic:cNvPicPr/>
                   </pic:nvPicPr>
                   <pic:blipFill>
-                    <a:blip r:embed="rId7"/>
+                    <a:blip r:embed="rId8"/>
                     <a:stretch>
                       <a:fillRect/>
                     </a:stretch>

--- a/Installation-jenkin-latest.docx
+++ b/Installation-jenkin-latest.docx
@@ -85,10 +85,7 @@
     <w:p/>
     <w:p>
       <w:r>
-        <w:t xml:space="preserve">- Get initial password: docker logs </w:t>
-      </w:r>
-      <w:r>
-        <w:t>jenkins-pipeline</w:t>
+        <w:t>- Get initial password: docker logs jenkins-pipeline</w:t>
       </w:r>
     </w:p>
     <w:p>
@@ -118,6 +115,9 @@
         <w:br/>
       </w:r>
       <w:r>
+        <w:rPr>
+          <w:noProof/>
+        </w:rPr>
         <w:drawing>
           <wp:inline distT="0" distB="0" distL="0" distR="0" wp14:anchorId="203D7523" wp14:editId="50085FA8">
             <wp:extent cx="5943600" cy="4602480"/>
@@ -156,7 +156,16 @@
       </w:r>
     </w:p>
     <w:p/>
+    <w:p>
+      <w:r>
+        <w:t xml:space="preserve">+ upload file: </w:t>
+      </w:r>
+      <w:r>
+        <w:t>https://plugins.jenkins.io/file-parameters/</w:t>
+      </w:r>
+    </w:p>
     <w:p/>
+    <w:p/>
     <w:p>
       <w:r>
         <w:t>3/ setup jenkin agent:</w:t>
@@ -194,13 +203,13 @@
     </w:p>
     <w:p>
       <w:r>
+        <w:lastRenderedPageBreak/>
         <w:t>+ under launch method &gt; advanced &gt; javapath: which java and then copy the path to the box</w:t>
       </w:r>
     </w:p>
     <w:p/>
     <w:p>
       <w:r>
-        <w:lastRenderedPageBreak/>
         <w:t>4/ Build pipeline</w:t>
       </w:r>
     </w:p>
@@ -227,14 +236,14 @@
     </w:p>
     <w:p>
       <w:r>
-        <w:t>- Manage Jenkin &gt;</w:t>
-      </w:r>
-      <w:r>
-        <w:t xml:space="preserve"> Manage and assign role &gt; Manage role: </w:t>
-      </w:r>
-    </w:p>
-    <w:p>
-      <w:r>
+        <w:t xml:space="preserve">- Manage Jenkin &gt; Manage and assign role &gt; Manage role: </w:t>
+      </w:r>
+    </w:p>
+    <w:p>
+      <w:r>
+        <w:rPr>
+          <w:noProof/>
+        </w:rPr>
         <w:drawing>
           <wp:inline distT="0" distB="0" distL="0" distR="0" wp14:anchorId="52974A4B" wp14:editId="14F8FD75">
             <wp:extent cx="5943600" cy="1479550"/>
@@ -285,6 +294,9 @@
     </w:p>
     <w:p>
       <w:r>
+        <w:rPr>
+          <w:noProof/>
+        </w:rPr>
         <w:drawing>
           <wp:inline distT="0" distB="0" distL="0" distR="0" wp14:anchorId="19222651" wp14:editId="681D7429">
             <wp:extent cx="5943600" cy="1428115"/>
@@ -329,6 +341,9 @@
     </w:p>
     <w:p>
       <w:r>
+        <w:rPr>
+          <w:noProof/>
+        </w:rPr>
         <w:lastRenderedPageBreak/>
         <w:drawing>
           <wp:inline distT="0" distB="0" distL="0" distR="0" wp14:anchorId="66104260" wp14:editId="05ED8458">
@@ -901,6 +916,7 @@
   <w:style w:type="character" w:default="1" w:styleId="DefaultParagraphFont">
     <w:name w:val="Default Paragraph Font"/>
     <w:uiPriority w:val="1"/>
+    <w:semiHidden/>
     <w:unhideWhenUsed/>
   </w:style>
   <w:style w:type="table" w:default="1" w:styleId="TableNormal">
